--- a/manuscript_clean.docx
+++ b/manuscript_clean.docx
@@ -5501,7 +5501,7 @@
         <w:widowControl w:val="1"/>
       </w:pPr>
       <w:r>
-        <w:t xml:space="preserve">Code, configuration files, and frozen per-image predictions used to reproduce every table and figure in this paper are available at github.com/ApartsinProjects/cxr-selective-rejection-code. A citable, versioned snapshot of this repository is permanently archived in Zenodo under the DOI https://doi.org/10.5281/zenodo.21492082.</w:t>
+        <w:t xml:space="preserve">Code, configuration files, and frozen per-image predictions used to reproduce every table and figure in this paper are available at github.com/ApartsinProjects/cxr-selective-rejection-code. A citable, versioned snapshot of this repository is permanently archived in Zenodo under the DOI https://doi.org/10.5281/zenodo.21492081.</w:t>
       </w:r>
     </w:p>
     <w:bookmarkEnd w:id="55"/>
